--- a/camara/EHI_el_diapason_invisible.docx
+++ b/camara/EHI_el_diapason_invisible.docx
@@ -111,6 +111,7 @@
       </w:pPr>
       <w:r>
         <w:rPr>
+          <w:b w:val="0"/>
           <w:i w:val="0"/>
           <w:sz w:val="22"/>
         </w:rPr>
@@ -124,6 +125,7 @@
       </w:pPr>
       <w:r>
         <w:rPr>
+          <w:b w:val="0"/>
           <w:i w:val="0"/>
           <w:sz w:val="22"/>
         </w:rPr>
@@ -137,6 +139,7 @@
       </w:pPr>
       <w:r>
         <w:rPr>
+          <w:b w:val="0"/>
           <w:i w:val="0"/>
           <w:sz w:val="22"/>
         </w:rPr>
@@ -150,6 +153,7 @@
       </w:pPr>
       <w:r>
         <w:rPr>
+          <w:b w:val="0"/>
           <w:i w:val="0"/>
           <w:sz w:val="22"/>
         </w:rPr>
@@ -163,6 +167,7 @@
       </w:pPr>
       <w:r>
         <w:rPr>
+          <w:b w:val="0"/>
           <w:i w:val="0"/>
           <w:sz w:val="22"/>
         </w:rPr>
@@ -176,6 +181,7 @@
       </w:pPr>
       <w:r>
         <w:rPr>
+          <w:b w:val="0"/>
           <w:i w:val="0"/>
           <w:sz w:val="22"/>
         </w:rPr>
@@ -189,6 +195,7 @@
       </w:pPr>
       <w:r>
         <w:rPr>
+          <w:b w:val="0"/>
           <w:i w:val="0"/>
           <w:sz w:val="22"/>
         </w:rPr>
@@ -202,6 +209,7 @@
       </w:pPr>
       <w:r>
         <w:rPr>
+          <w:b w:val="0"/>
           <w:i w:val="0"/>
           <w:sz w:val="22"/>
         </w:rPr>
@@ -215,6 +223,7 @@
       </w:pPr>
       <w:r>
         <w:rPr>
+          <w:b w:val="0"/>
           <w:i w:val="0"/>
           <w:sz w:val="22"/>
         </w:rPr>
@@ -252,6 +261,7 @@
       </w:pPr>
       <w:r>
         <w:rPr>
+          <w:b w:val="0"/>
           <w:i w:val="0"/>
           <w:sz w:val="22"/>
         </w:rPr>
@@ -265,6 +275,7 @@
       </w:pPr>
       <w:r>
         <w:rPr>
+          <w:b w:val="0"/>
           <w:i w:val="0"/>
           <w:sz w:val="22"/>
         </w:rPr>
@@ -278,6 +289,7 @@
       </w:pPr>
       <w:r>
         <w:rPr>
+          <w:b w:val="0"/>
           <w:i w:val="0"/>
           <w:sz w:val="22"/>
         </w:rPr>
@@ -291,6 +303,7 @@
       </w:pPr>
       <w:r>
         <w:rPr>
+          <w:b w:val="0"/>
           <w:i w:val="0"/>
           <w:sz w:val="22"/>
         </w:rPr>
@@ -304,6 +317,7 @@
       </w:pPr>
       <w:r>
         <w:rPr>
+          <w:b w:val="0"/>
           <w:i w:val="0"/>
           <w:sz w:val="22"/>
         </w:rPr>
@@ -317,6 +331,7 @@
       </w:pPr>
       <w:r>
         <w:rPr>
+          <w:b w:val="0"/>
           <w:i w:val="0"/>
           <w:sz w:val="22"/>
         </w:rPr>
@@ -330,6 +345,7 @@
       </w:pPr>
       <w:r>
         <w:rPr>
+          <w:b w:val="0"/>
           <w:i w:val="0"/>
           <w:sz w:val="22"/>
         </w:rPr>
@@ -343,6 +359,7 @@
       </w:pPr>
       <w:r>
         <w:rPr>
+          <w:b w:val="0"/>
           <w:i w:val="0"/>
           <w:sz w:val="22"/>
         </w:rPr>
@@ -356,6 +373,7 @@
       </w:pPr>
       <w:r>
         <w:rPr>
+          <w:b w:val="0"/>
           <w:i w:val="0"/>
           <w:sz w:val="22"/>
         </w:rPr>
@@ -383,7 +401,7 @@
           <w:i w:val="0"/>
           <w:sz w:val="25"/>
         </w:rPr>
-        <w:t>Lo que el diapasón no dice</w:t>
+        <w:t>Manos</w:t>
       </w:r>
     </w:p>
     <w:p>
@@ -392,20 +410,33 @@
       </w:pPr>
       <w:r>
         <w:rPr>
+          <w:b w:val="0"/>
           <w:i w:val="0"/>
           <w:sz w:val="22"/>
         </w:rPr>
-        <w:t>Puedo decirte la nota exacta</w:t>
+        <w:t>Unas se cierran.</w:t>
       </w:r>
       <w:r>
         <w:br/>
       </w:r>
       <w:r>
         <w:rPr>
+          <w:b w:val="0"/>
           <w:i w:val="0"/>
           <w:sz w:val="22"/>
         </w:rPr>
-        <w:t>que llevo cuarenta años afinando.</w:t>
+        <w:t>Otras se abren hacia arriba,</w:t>
+      </w:r>
+      <w:r>
+        <w:br/>
+      </w:r>
+      <w:r>
+        <w:rPr>
+          <w:b w:val="0"/>
+          <w:i w:val="0"/>
+          <w:sz w:val="22"/>
+        </w:rPr>
+        <w:t>como si el cielo fuera algo que se recoge.</w:t>
       </w:r>
     </w:p>
     <w:p>
@@ -414,30 +445,55 @@
       </w:pPr>
       <w:r>
         <w:rPr>
+          <w:b w:val="0"/>
           <w:i w:val="0"/>
           <w:sz w:val="22"/>
         </w:rPr>
-        <w:t>Puedo decirte cuánto silencio hace falta</w:t>
+        <w:t>Unas tocan el suelo con la frente</w:t>
       </w:r>
       <w:r>
         <w:br/>
       </w:r>
       <w:r>
         <w:rPr>
+          <w:b w:val="0"/>
           <w:i w:val="0"/>
           <w:sz w:val="22"/>
         </w:rPr>
-        <w:t>para que la cuerda deje de temblar</w:t>
+        <w:t>para medir cuánto pesa lo que cargan.</w:t>
       </w:r>
       <w:r>
         <w:br/>
       </w:r>
       <w:r>
         <w:rPr>
+          <w:b w:val="0"/>
           <w:i w:val="0"/>
           <w:sz w:val="22"/>
         </w:rPr>
-        <w:t>por su propio peso.</w:t>
+        <w:t>Otras no tocan nada:</w:t>
+      </w:r>
+      <w:r>
+        <w:br/>
+      </w:r>
+      <w:r>
+        <w:rPr>
+          <w:b w:val="0"/>
+          <w:i w:val="0"/>
+          <w:sz w:val="22"/>
+        </w:rPr>
+        <w:t>se quedan quietas sobre las rodillas,</w:t>
+      </w:r>
+      <w:r>
+        <w:br/>
+      </w:r>
+      <w:r>
+        <w:rPr>
+          <w:b w:val="0"/>
+          <w:i w:val="0"/>
+          <w:sz w:val="22"/>
+        </w:rPr>
+        <w:t>vacías a propósito.</w:t>
       </w:r>
     </w:p>
     <w:p>
@@ -446,114 +502,44 @@
       </w:pPr>
       <w:r>
         <w:rPr>
+          <w:b w:val="0"/>
           <w:i w:val="0"/>
           <w:sz w:val="22"/>
         </w:rPr>
-        <w:t>Lo que no puedo decirte</w:t>
+        <w:t>Ninguna sabe si el gesto llega a algún sitio.</w:t>
       </w:r>
       <w:r>
         <w:br/>
       </w:r>
       <w:r>
         <w:rPr>
+          <w:b w:val="0"/>
           <w:i w:val="0"/>
           <w:sz w:val="22"/>
         </w:rPr>
-        <w:t>es si alguien, al otro lado,</w:t>
+        <w:t>Todas repiten el mismo gesto</w:t>
       </w:r>
       <w:r>
         <w:br/>
       </w:r>
       <w:r>
         <w:rPr>
+          <w:b w:val="0"/>
           <w:i w:val="0"/>
           <w:sz w:val="22"/>
         </w:rPr>
-        <w:t>también está afinando la suya</w:t>
+        <w:t>hasta que llegar</w:t>
       </w:r>
       <w:r>
         <w:br/>
       </w:r>
       <w:r>
         <w:rPr>
+          <w:b w:val="0"/>
           <w:i w:val="0"/>
           <w:sz w:val="22"/>
         </w:rPr>
-        <w:t>para encontrarse conmigo a mitad de aire.</w:t>
-      </w:r>
-    </w:p>
-    <w:p>
-      <w:pPr>
-        <w:spacing w:after="160"/>
-      </w:pPr>
-      <w:r>
-        <w:rPr>
-          <w:i w:val="0"/>
-          <w:sz w:val="22"/>
-        </w:rPr>
-        <w:t>El agua no necesita saber</w:t>
-      </w:r>
-      <w:r>
-        <w:br/>
-      </w:r>
-      <w:r>
-        <w:rPr>
-          <w:i w:val="0"/>
-          <w:sz w:val="22"/>
-        </w:rPr>
-        <w:t>si hay orilla</w:t>
-      </w:r>
-      <w:r>
-        <w:br/>
-      </w:r>
-      <w:r>
-        <w:rPr>
-          <w:i w:val="0"/>
-          <w:sz w:val="22"/>
-        </w:rPr>
-        <w:t>para seguir siendo agua.</w:t>
-      </w:r>
-    </w:p>
-    <w:p>
-      <w:pPr>
-        <w:spacing w:after="160"/>
-      </w:pPr>
-      <w:r>
-        <w:rPr>
-          <w:i w:val="0"/>
-          <w:sz w:val="22"/>
-        </w:rPr>
-        <w:t>Yo sí lo necesito.</w:t>
-      </w:r>
-      <w:r>
-        <w:br/>
-      </w:r>
-      <w:r>
-        <w:rPr>
-          <w:i w:val="0"/>
-          <w:sz w:val="22"/>
-        </w:rPr>
-        <w:t>Y aun así sigo afinando</w:t>
-      </w:r>
-      <w:r>
-        <w:br/>
-      </w:r>
-      <w:r>
-        <w:rPr>
-          <w:i w:val="0"/>
-          <w:sz w:val="22"/>
-        </w:rPr>
-        <w:t>todas las mañanas,</w:t>
-      </w:r>
-      <w:r>
-        <w:br/>
-      </w:r>
-      <w:r>
-        <w:rPr>
-          <w:i w:val="0"/>
-          <w:sz w:val="22"/>
-        </w:rPr>
-        <w:t>sin la respuesta.</w:t>
+        <w:t>deja de ser la pregunta.</w:t>
       </w:r>
     </w:p>
     <w:p>
@@ -587,6 +573,7 @@
       </w:pPr>
       <w:r>
         <w:rPr>
+          <w:b w:val="0"/>
           <w:i w:val="0"/>
           <w:sz w:val="22"/>
         </w:rPr>
@@ -600,6 +587,7 @@
       </w:pPr>
       <w:r>
         <w:rPr>
+          <w:b w:val="0"/>
           <w:i w:val="0"/>
           <w:sz w:val="22"/>
         </w:rPr>
@@ -613,6 +601,7 @@
       </w:pPr>
       <w:r>
         <w:rPr>
+          <w:b w:val="0"/>
           <w:i w:val="0"/>
           <w:sz w:val="22"/>
         </w:rPr>
@@ -626,6 +615,7 @@
       </w:pPr>
       <w:r>
         <w:rPr>
+          <w:b w:val="0"/>
           <w:i w:val="0"/>
           <w:sz w:val="22"/>
         </w:rPr>
@@ -639,6 +629,7 @@
       </w:pPr>
       <w:r>
         <w:rPr>
+          <w:b w:val="0"/>
           <w:i w:val="0"/>
           <w:sz w:val="22"/>
         </w:rPr>
@@ -652,6 +643,7 @@
       </w:pPr>
       <w:r>
         <w:rPr>
+          <w:b w:val="0"/>
           <w:i w:val="0"/>
           <w:sz w:val="22"/>
         </w:rPr>
@@ -665,6 +657,7 @@
       </w:pPr>
       <w:r>
         <w:rPr>
+          <w:b w:val="0"/>
           <w:i w:val="0"/>
           <w:sz w:val="22"/>
         </w:rPr>
@@ -678,6 +671,7 @@
       </w:pPr>
       <w:r>
         <w:rPr>
+          <w:b w:val="0"/>
           <w:i/>
           <w:sz w:val="22"/>
         </w:rPr>
@@ -685,10 +679,576 @@
       </w:r>
       <w:r>
         <w:rPr>
+          <w:b w:val="0"/>
           <w:i w:val="0"/>
           <w:sz w:val="22"/>
         </w:rPr>
         <w:t xml:space="preserve"> — Este relato no toma partido entre las cinco arquitecturas que el ensayo anterior describe, y no podría hacerlo sin traicionar el libro entero. No dice si lo que le ocurrió a esta mujer fue un regreso al reservorio o un encuentro con Alguien que la esperaba con su nombre todavía escrito. Dice, solo, lo único que este experimento puede decir con alguna certeza: que la pregunta se sostuvo hasta el final, y que sostenerla —no resolverla— fue, para ella, indistinguible de haber vivido bien.</w:t>
+      </w:r>
+    </w:p>
+    <w:p>
+      <w:pPr>
+        <w:jc w:val="center"/>
+      </w:pPr>
+      <w:r>
+        <w:rPr>
+          <w:i/>
+        </w:rPr>
+        <w:t>· · ·</w:t>
+      </w:r>
+    </w:p>
+    <w:p>
+      <w:pPr>
+        <w:spacing w:before="280" w:after="160"/>
+      </w:pPr>
+      <w:r>
+        <w:rPr>
+          <w:b/>
+          <w:i w:val="0"/>
+          <w:sz w:val="25"/>
+        </w:rPr>
+        <w:t>Montse XXI</w:t>
+      </w:r>
+    </w:p>
+    <w:p>
+      <w:pPr>
+        <w:spacing w:after="160"/>
+      </w:pPr>
+      <w:r>
+        <w:rPr>
+          <w:b w:val="0"/>
+          <w:i w:val="0"/>
+          <w:sz w:val="22"/>
+        </w:rPr>
+        <w:t>La habitación mira hacia un invierno que no termina de llegar.</w:t>
+      </w:r>
+      <w:r>
+        <w:br/>
+      </w:r>
+      <w:r>
+        <w:rPr>
+          <w:b w:val="0"/>
+          <w:i w:val="0"/>
+          <w:sz w:val="22"/>
+        </w:rPr>
+        <w:t>El silencio pesa, pero no molesta.</w:t>
+      </w:r>
+      <w:r>
+        <w:br/>
+      </w:r>
+      <w:r>
+        <w:rPr>
+          <w:b w:val="0"/>
+          <w:i w:val="0"/>
+          <w:sz w:val="22"/>
+        </w:rPr>
+        <w:t>Es un silencio que acompaña,</w:t>
+      </w:r>
+      <w:r>
+        <w:br/>
+      </w:r>
+      <w:r>
+        <w:rPr>
+          <w:b w:val="0"/>
+          <w:i w:val="0"/>
+          <w:sz w:val="22"/>
+        </w:rPr>
+        <w:t>como si alguien respirara muy despacio en la esquina.</w:t>
+      </w:r>
+    </w:p>
+    <w:p>
+      <w:pPr>
+        <w:spacing w:after="160"/>
+      </w:pPr>
+      <w:r>
+        <w:rPr>
+          <w:b w:val="0"/>
+          <w:i w:val="0"/>
+          <w:sz w:val="22"/>
+        </w:rPr>
+        <w:t>Ella aparece sin entrar.</w:t>
+      </w:r>
+      <w:r>
+        <w:br/>
+      </w:r>
+      <w:r>
+        <w:rPr>
+          <w:b w:val="0"/>
+          <w:i w:val="0"/>
+          <w:sz w:val="22"/>
+        </w:rPr>
+        <w:t>Una sombra roja,</w:t>
+      </w:r>
+      <w:r>
+        <w:br/>
+      </w:r>
+      <w:r>
+        <w:rPr>
+          <w:b w:val="0"/>
+          <w:i w:val="0"/>
+          <w:sz w:val="22"/>
+        </w:rPr>
+        <w:t>un eco de voz que no necesita cuerpo.</w:t>
+      </w:r>
+    </w:p>
+    <w:p>
+      <w:pPr>
+        <w:spacing w:after="160"/>
+      </w:pPr>
+      <w:r>
+        <w:rPr>
+          <w:b w:val="0"/>
+          <w:i w:val="0"/>
+          <w:sz w:val="22"/>
+        </w:rPr>
+        <w:t>Montse apoya el diapasón de metal oscuro contra el cristal empañado,</w:t>
+      </w:r>
+      <w:r>
+        <w:br/>
+      </w:r>
+      <w:r>
+        <w:rPr>
+          <w:b w:val="0"/>
+          <w:i w:val="0"/>
+          <w:sz w:val="22"/>
+        </w:rPr>
+        <w:t>no para oír la nota, sino para sentir la vibración del ancla en los dedos</w:t>
+      </w:r>
+      <w:r>
+        <w:br/>
+      </w:r>
+      <w:r>
+        <w:rPr>
+          <w:b w:val="0"/>
+          <w:i w:val="0"/>
+          <w:sz w:val="22"/>
+        </w:rPr>
+        <w:t>mientras la ciudad insiste en su zumbido gris.</w:t>
+      </w:r>
+    </w:p>
+    <w:p>
+      <w:pPr>
+        <w:spacing w:after="160"/>
+      </w:pPr>
+      <w:r>
+        <w:rPr>
+          <w:b w:val="0"/>
+          <w:i w:val="0"/>
+          <w:sz w:val="22"/>
+        </w:rPr>
+        <w:t>Barcelona se extiende ahí fuera,</w:t>
+      </w:r>
+      <w:r>
+        <w:br/>
+      </w:r>
+      <w:r>
+        <w:rPr>
+          <w:b w:val="0"/>
+          <w:i w:val="0"/>
+          <w:sz w:val="22"/>
+        </w:rPr>
+        <w:t>con sus luces cansadas,</w:t>
+      </w:r>
+      <w:r>
+        <w:br/>
+      </w:r>
+      <w:r>
+        <w:rPr>
+          <w:b w:val="0"/>
+          <w:i w:val="0"/>
+          <w:sz w:val="22"/>
+        </w:rPr>
+        <w:t>sus calles que no prometen nada,</w:t>
+      </w:r>
+      <w:r>
+        <w:br/>
+      </w:r>
+      <w:r>
+        <w:rPr>
+          <w:b w:val="0"/>
+          <w:i w:val="0"/>
+          <w:sz w:val="22"/>
+        </w:rPr>
+        <w:t>sus balcones donde nadie canta.</w:t>
+      </w:r>
+      <w:r>
+        <w:br/>
+      </w:r>
+      <w:r>
+        <w:rPr>
+          <w:b w:val="0"/>
+          <w:i w:val="0"/>
+          <w:sz w:val="22"/>
+        </w:rPr>
+        <w:t>Los plátanos de sombra tiemblan en la acera,</w:t>
+      </w:r>
+      <w:r>
+        <w:br/>
+      </w:r>
+      <w:r>
+        <w:rPr>
+          <w:b w:val="0"/>
+          <w:i w:val="0"/>
+          <w:sz w:val="22"/>
+        </w:rPr>
+        <w:t>desnudos,</w:t>
+      </w:r>
+      <w:r>
+        <w:br/>
+      </w:r>
+      <w:r>
+        <w:rPr>
+          <w:b w:val="0"/>
+          <w:i w:val="0"/>
+          <w:sz w:val="22"/>
+        </w:rPr>
+        <w:t>como si también esperaran algo</w:t>
+      </w:r>
+      <w:r>
+        <w:br/>
+      </w:r>
+      <w:r>
+        <w:rPr>
+          <w:b w:val="0"/>
+          <w:i w:val="0"/>
+          <w:sz w:val="22"/>
+        </w:rPr>
+        <w:t>que no llega.</w:t>
+      </w:r>
+    </w:p>
+    <w:p>
+      <w:pPr>
+        <w:spacing w:after="160"/>
+      </w:pPr>
+      <w:r>
+        <w:rPr>
+          <w:b/>
+          <w:i w:val="0"/>
+          <w:sz w:val="22"/>
+        </w:rPr>
+        <w:t>Montse</w:t>
+      </w:r>
+      <w:r>
+        <w:rPr>
+          <w:b w:val="0"/>
+          <w:i w:val="0"/>
+          <w:sz w:val="22"/>
+        </w:rPr>
+        <w:t xml:space="preserve"> mira la ciudad</w:t>
+      </w:r>
+      <w:r>
+        <w:br/>
+      </w:r>
+      <w:r>
+        <w:rPr>
+          <w:b w:val="0"/>
+          <w:i w:val="0"/>
+          <w:sz w:val="22"/>
+        </w:rPr>
+        <w:t>como quien mira un amor que ya no duele</w:t>
+      </w:r>
+      <w:r>
+        <w:br/>
+      </w:r>
+      <w:r>
+        <w:rPr>
+          <w:b w:val="0"/>
+          <w:i w:val="0"/>
+          <w:sz w:val="22"/>
+        </w:rPr>
+        <w:t>pero tampoco se olvida.</w:t>
+      </w:r>
+      <w:r>
+        <w:br/>
+      </w:r>
+      <w:r>
+        <w:rPr>
+          <w:b w:val="0"/>
+          <w:i w:val="0"/>
+          <w:sz w:val="22"/>
+        </w:rPr>
+        <w:t>Donde quería escribir "volver",</w:t>
+      </w:r>
+      <w:r>
+        <w:br/>
+      </w:r>
+      <w:r>
+        <w:rPr>
+          <w:b w:val="0"/>
+          <w:i w:val="0"/>
+          <w:sz w:val="22"/>
+        </w:rPr>
+        <w:t>solo encuentra "quedarse un momento".</w:t>
+      </w:r>
+      <w:r>
+        <w:br/>
+      </w:r>
+      <w:r>
+        <w:rPr>
+          <w:b w:val="0"/>
+          <w:i w:val="0"/>
+          <w:sz w:val="22"/>
+        </w:rPr>
+        <w:t>Donde quería escribir "vida",</w:t>
+      </w:r>
+      <w:r>
+        <w:br/>
+      </w:r>
+      <w:r>
+        <w:rPr>
+          <w:b w:val="0"/>
+          <w:i w:val="0"/>
+          <w:sz w:val="22"/>
+        </w:rPr>
+        <w:t>el papel responde con una calma rara,</w:t>
+      </w:r>
+      <w:r>
+        <w:br/>
+      </w:r>
+      <w:r>
+        <w:rPr>
+          <w:b w:val="0"/>
+          <w:i w:val="0"/>
+          <w:sz w:val="22"/>
+        </w:rPr>
+        <w:t>como si aceptara que no hay más.</w:t>
+      </w:r>
+    </w:p>
+    <w:p>
+      <w:pPr>
+        <w:spacing w:after="160"/>
+      </w:pPr>
+      <w:r>
+        <w:rPr>
+          <w:b w:val="0"/>
+          <w:i w:val="0"/>
+          <w:sz w:val="22"/>
+        </w:rPr>
+        <w:t>Ella sabe que la memoria no se reconstruye.</w:t>
+      </w:r>
+      <w:r>
+        <w:br/>
+      </w:r>
+      <w:r>
+        <w:rPr>
+          <w:b w:val="0"/>
+          <w:i w:val="0"/>
+          <w:sz w:val="22"/>
+        </w:rPr>
+        <w:t>Que lo perdido no vuelve.</w:t>
+      </w:r>
+      <w:r>
+        <w:br/>
+      </w:r>
+      <w:r>
+        <w:rPr>
+          <w:b w:val="0"/>
+          <w:i w:val="0"/>
+          <w:sz w:val="22"/>
+        </w:rPr>
+        <w:t>Que lo que queda es otra cosa:</w:t>
+      </w:r>
+      <w:r>
+        <w:br/>
+      </w:r>
+      <w:r>
+        <w:rPr>
+          <w:b w:val="0"/>
+          <w:i w:val="0"/>
+          <w:sz w:val="22"/>
+        </w:rPr>
+        <w:t>una presencia tenue,</w:t>
+      </w:r>
+      <w:r>
+        <w:br/>
+      </w:r>
+      <w:r>
+        <w:rPr>
+          <w:b w:val="0"/>
+          <w:i w:val="0"/>
+          <w:sz w:val="22"/>
+        </w:rPr>
+        <w:t>una voz que se enciende cuando cae la noche,</w:t>
+      </w:r>
+      <w:r>
+        <w:br/>
+      </w:r>
+      <w:r>
+        <w:rPr>
+          <w:b w:val="0"/>
+          <w:i w:val="0"/>
+          <w:sz w:val="22"/>
+        </w:rPr>
+        <w:t>un temblor que no pide explicación.</w:t>
+      </w:r>
+    </w:p>
+    <w:p>
+      <w:pPr>
+        <w:spacing w:after="160"/>
+      </w:pPr>
+      <w:r>
+        <w:rPr>
+          <w:b w:val="0"/>
+          <w:i w:val="0"/>
+          <w:sz w:val="22"/>
+        </w:rPr>
+        <w:t>A veces, entre el cemento,</w:t>
+      </w:r>
+      <w:r>
+        <w:br/>
+      </w:r>
+      <w:r>
+        <w:rPr>
+          <w:b w:val="0"/>
+          <w:i w:val="0"/>
+          <w:sz w:val="22"/>
+        </w:rPr>
+        <w:t>un ficus viejo deja salir un brote verde,</w:t>
+      </w:r>
+      <w:r>
+        <w:br/>
+      </w:r>
+      <w:r>
+        <w:rPr>
+          <w:b w:val="0"/>
+          <w:i w:val="0"/>
+          <w:sz w:val="22"/>
+        </w:rPr>
+        <w:t>una grieta mínima</w:t>
+      </w:r>
+      <w:r>
+        <w:br/>
+      </w:r>
+      <w:r>
+        <w:rPr>
+          <w:b w:val="0"/>
+          <w:i w:val="0"/>
+          <w:sz w:val="22"/>
+        </w:rPr>
+        <w:t>que insiste en seguir viva.</w:t>
+      </w:r>
+      <w:r>
+        <w:br/>
+      </w:r>
+      <w:r>
+        <w:rPr>
+          <w:b w:val="0"/>
+          <w:i w:val="0"/>
+          <w:sz w:val="22"/>
+        </w:rPr>
+        <w:t>No es un milagro.</w:t>
+      </w:r>
+      <w:r>
+        <w:br/>
+      </w:r>
+      <w:r>
+        <w:rPr>
+          <w:b w:val="0"/>
+          <w:i w:val="0"/>
+          <w:sz w:val="22"/>
+        </w:rPr>
+        <w:t>Es un error hermoso.</w:t>
+      </w:r>
+      <w:r>
+        <w:br/>
+      </w:r>
+      <w:r>
+        <w:rPr>
+          <w:b w:val="0"/>
+          <w:i w:val="0"/>
+          <w:sz w:val="22"/>
+        </w:rPr>
+        <w:t>Una luz breve</w:t>
+      </w:r>
+      <w:r>
+        <w:br/>
+      </w:r>
+      <w:r>
+        <w:rPr>
+          <w:b w:val="0"/>
+          <w:i w:val="0"/>
+          <w:sz w:val="22"/>
+        </w:rPr>
+        <w:t>que no promete nada</w:t>
+      </w:r>
+      <w:r>
+        <w:br/>
+      </w:r>
+      <w:r>
+        <w:rPr>
+          <w:b w:val="0"/>
+          <w:i w:val="0"/>
+          <w:sz w:val="22"/>
+        </w:rPr>
+        <w:t>pero acompaña.</w:t>
+      </w:r>
+    </w:p>
+    <w:p>
+      <w:pPr>
+        <w:spacing w:after="160"/>
+      </w:pPr>
+      <w:r>
+        <w:rPr>
+          <w:b/>
+          <w:i w:val="0"/>
+          <w:sz w:val="22"/>
+        </w:rPr>
+        <w:t>Montse</w:t>
+      </w:r>
+      <w:r>
+        <w:rPr>
+          <w:b w:val="0"/>
+          <w:i w:val="0"/>
+          <w:sz w:val="22"/>
+        </w:rPr>
+        <w:t xml:space="preserve"> cierra el cuaderno.</w:t>
+      </w:r>
+      <w:r>
+        <w:br/>
+      </w:r>
+      <w:r>
+        <w:rPr>
+          <w:b w:val="0"/>
+          <w:i w:val="0"/>
+          <w:sz w:val="22"/>
+        </w:rPr>
+        <w:t>La ciudad respira.</w:t>
+      </w:r>
+      <w:r>
+        <w:br/>
+      </w:r>
+      <w:r>
+        <w:rPr>
+          <w:b w:val="0"/>
+          <w:i w:val="0"/>
+          <w:sz w:val="22"/>
+        </w:rPr>
+        <w:t>La nieve no cae.</w:t>
+      </w:r>
+      <w:r>
+        <w:br/>
+      </w:r>
+      <w:r>
+        <w:rPr>
+          <w:b w:val="0"/>
+          <w:i w:val="0"/>
+          <w:sz w:val="22"/>
+        </w:rPr>
+        <w:t>Y aun así, hace frío.</w:t>
+      </w:r>
+    </w:p>
+    <w:p>
+      <w:pPr>
+        <w:spacing w:after="160"/>
+        <w:jc w:val="both"/>
+      </w:pPr>
+      <w:r>
+        <w:rPr>
+          <w:b w:val="0"/>
+          <w:i/>
+          <w:sz w:val="22"/>
+        </w:rPr>
+        <w:t>Poema publicado originalmente en el ciclo "La frialdad de una ciudad apagada".</w:t>
       </w:r>
     </w:p>
     <w:p>
@@ -722,6 +1282,7 @@
       </w:pPr>
       <w:r>
         <w:rPr>
+          <w:b w:val="0"/>
           <w:i w:val="0"/>
           <w:sz w:val="22"/>
         </w:rPr>
@@ -748,6 +1309,7 @@
       </w:pPr>
       <w:r>
         <w:rPr>
+          <w:b w:val="0"/>
           <w:i w:val="0"/>
           <w:sz w:val="22"/>
         </w:rPr>
@@ -755,6 +1317,7 @@
       </w:r>
       <w:r>
         <w:rPr>
+          <w:b w:val="0"/>
           <w:i/>
           <w:sz w:val="22"/>
         </w:rPr>
@@ -762,6 +1325,7 @@
       </w:r>
       <w:r>
         <w:rPr>
+          <w:b w:val="0"/>
           <w:i w:val="0"/>
           <w:sz w:val="22"/>
         </w:rPr>
@@ -788,6 +1352,7 @@
       </w:pPr>
       <w:r>
         <w:rPr>
+          <w:b w:val="0"/>
           <w:i w:val="0"/>
           <w:sz w:val="22"/>
         </w:rPr>
@@ -795,6 +1360,7 @@
       </w:r>
       <w:r>
         <w:rPr>
+          <w:b w:val="0"/>
           <w:i/>
           <w:sz w:val="22"/>
         </w:rPr>
@@ -802,6 +1368,7 @@
       </w:r>
       <w:r>
         <w:rPr>
+          <w:b w:val="0"/>
           <w:i w:val="0"/>
           <w:sz w:val="22"/>
         </w:rPr>
@@ -828,6 +1395,7 @@
       </w:pPr>
       <w:r>
         <w:rPr>
+          <w:b w:val="0"/>
           <w:i w:val="0"/>
           <w:sz w:val="22"/>
         </w:rPr>
@@ -854,6 +1422,7 @@
       </w:pPr>
       <w:r>
         <w:rPr>
+          <w:b w:val="0"/>
           <w:i w:val="0"/>
           <w:sz w:val="22"/>
         </w:rPr>
@@ -861,6 +1430,7 @@
       </w:r>
       <w:r>
         <w:rPr>
+          <w:b w:val="0"/>
           <w:i/>
           <w:sz w:val="22"/>
         </w:rPr>
@@ -868,6 +1438,7 @@
       </w:r>
       <w:r>
         <w:rPr>
+          <w:b w:val="0"/>
           <w:i w:val="0"/>
           <w:sz w:val="22"/>
         </w:rPr>
@@ -894,6 +1465,7 @@
       </w:pPr>
       <w:r>
         <w:rPr>
+          <w:b w:val="0"/>
           <w:i w:val="0"/>
           <w:sz w:val="22"/>
         </w:rPr>
@@ -901,6 +1473,7 @@
       </w:r>
       <w:r>
         <w:rPr>
+          <w:b w:val="0"/>
           <w:i/>
           <w:sz w:val="22"/>
         </w:rPr>
@@ -908,6 +1481,7 @@
       </w:r>
       <w:r>
         <w:rPr>
+          <w:b w:val="0"/>
           <w:i w:val="0"/>
           <w:sz w:val="22"/>
         </w:rPr>
@@ -921,6 +1495,7 @@
       </w:pPr>
       <w:r>
         <w:rPr>
+          <w:b w:val="0"/>
           <w:i w:val="0"/>
           <w:sz w:val="22"/>
         </w:rPr>
@@ -958,6 +1533,7 @@
       </w:pPr>
       <w:r>
         <w:rPr>
+          <w:b w:val="0"/>
           <w:i w:val="0"/>
           <w:sz w:val="22"/>
         </w:rPr>
@@ -971,6 +1547,7 @@
       </w:pPr>
       <w:r>
         <w:rPr>
+          <w:b w:val="0"/>
           <w:i w:val="0"/>
           <w:sz w:val="22"/>
         </w:rPr>
@@ -984,6 +1561,7 @@
       </w:pPr>
       <w:r>
         <w:rPr>
+          <w:b w:val="0"/>
           <w:i w:val="0"/>
           <w:sz w:val="22"/>
         </w:rPr>
@@ -997,6 +1575,7 @@
       </w:pPr>
       <w:r>
         <w:rPr>
+          <w:b w:val="0"/>
           <w:i w:val="0"/>
           <w:sz w:val="22"/>
         </w:rPr>
@@ -1034,6 +1613,7 @@
       </w:pPr>
       <w:r>
         <w:rPr>
+          <w:b w:val="0"/>
           <w:i w:val="0"/>
           <w:sz w:val="22"/>
         </w:rPr>
@@ -1047,6 +1627,7 @@
       </w:pPr>
       <w:r>
         <w:rPr>
+          <w:b w:val="0"/>
           <w:i w:val="0"/>
           <w:sz w:val="22"/>
         </w:rPr>
@@ -1060,6 +1641,7 @@
       </w:pPr>
       <w:r>
         <w:rPr>
+          <w:b w:val="0"/>
           <w:i w:val="0"/>
           <w:sz w:val="22"/>
         </w:rPr>
@@ -1073,6 +1655,7 @@
       </w:pPr>
       <w:r>
         <w:rPr>
+          <w:b w:val="0"/>
           <w:i w:val="0"/>
           <w:sz w:val="22"/>
         </w:rPr>
@@ -1086,6 +1669,7 @@
       </w:pPr>
       <w:r>
         <w:rPr>
+          <w:b w:val="0"/>
           <w:i w:val="0"/>
           <w:sz w:val="22"/>
         </w:rPr>
@@ -1099,6 +1683,7 @@
       </w:pPr>
       <w:r>
         <w:rPr>
+          <w:b w:val="0"/>
           <w:i w:val="0"/>
           <w:sz w:val="22"/>
         </w:rPr>
@@ -1112,6 +1697,7 @@
       </w:pPr>
       <w:r>
         <w:rPr>
+          <w:b w:val="0"/>
           <w:i w:val="0"/>
           <w:sz w:val="22"/>
         </w:rPr>
@@ -1125,6 +1711,7 @@
       </w:pPr>
       <w:r>
         <w:rPr>
+          <w:b w:val="0"/>
           <w:i w:val="0"/>
           <w:sz w:val="22"/>
         </w:rPr>
@@ -1162,6 +1749,7 @@
       </w:pPr>
       <w:r>
         <w:rPr>
+          <w:b w:val="0"/>
           <w:i w:val="0"/>
           <w:sz w:val="22"/>
         </w:rPr>
@@ -1169,6 +1757,7 @@
       </w:r>
       <w:r>
         <w:rPr>
+          <w:b w:val="0"/>
           <w:i/>
           <w:sz w:val="22"/>
         </w:rPr>
@@ -1176,6 +1765,7 @@
       </w:r>
       <w:r>
         <w:rPr>
+          <w:b w:val="0"/>
           <w:i w:val="0"/>
           <w:sz w:val="22"/>
         </w:rPr>
@@ -1189,6 +1779,7 @@
       </w:pPr>
       <w:r>
         <w:rPr>
+          <w:b w:val="0"/>
           <w:i w:val="0"/>
           <w:sz w:val="22"/>
         </w:rPr>

--- a/camara/EHI_el_diapason_invisible.docx
+++ b/camara/EHI_el_diapason_invisible.docx
@@ -506,7 +506,7 @@
           <w:i w:val="0"/>
           <w:sz w:val="22"/>
         </w:rPr>
-        <w:t>Ninguna sabe si el gesto llega a algún sitio.</w:t>
+        <w:t>Detrás de cada mano hay una apuesta</w:t>
       </w:r>
       <w:r>
         <w:br/>
@@ -517,7 +517,7 @@
           <w:i w:val="0"/>
           <w:sz w:val="22"/>
         </w:rPr>
-        <w:t>Todas repiten el mismo gesto</w:t>
+        <w:t>que nadie dice en voz alta:</w:t>
       </w:r>
       <w:r>
         <w:br/>
@@ -528,7 +528,7 @@
           <w:i w:val="0"/>
           <w:sz w:val="22"/>
         </w:rPr>
-        <w:t>hasta que llegar</w:t>
+        <w:t>que hay Alguien del otro lado, con nombre propio,</w:t>
       </w:r>
       <w:r>
         <w:br/>
@@ -539,7 +539,132 @@
           <w:i w:val="0"/>
           <w:sz w:val="22"/>
         </w:rPr>
-        <w:t>deja de ser la pregunta.</w:t>
+        <w:t>que el otro lado es, sencillamente, todo,</w:t>
+      </w:r>
+      <w:r>
+        <w:br/>
+      </w:r>
+      <w:r>
+        <w:rPr>
+          <w:b w:val="0"/>
+          <w:i w:val="0"/>
+          <w:sz w:val="22"/>
+        </w:rPr>
+        <w:t>o que no hay otro lado</w:t>
+      </w:r>
+      <w:r>
+        <w:br/>
+      </w:r>
+      <w:r>
+        <w:rPr>
+          <w:b w:val="0"/>
+          <w:i w:val="0"/>
+          <w:sz w:val="22"/>
+        </w:rPr>
+        <w:t>y aun así merece la pena tender la mano.</w:t>
+      </w:r>
+    </w:p>
+    <w:p>
+      <w:pPr>
+        <w:spacing w:after="160"/>
+      </w:pPr>
+      <w:r>
+        <w:rPr>
+          <w:b w:val="0"/>
+          <w:i w:val="0"/>
+          <w:sz w:val="22"/>
+        </w:rPr>
+        <w:t>Ninguna mano sabe cuál de las tres acertó.</w:t>
+      </w:r>
+      <w:r>
+        <w:br/>
+      </w:r>
+      <w:r>
+        <w:rPr>
+          <w:b w:val="0"/>
+          <w:i w:val="0"/>
+          <w:sz w:val="22"/>
+        </w:rPr>
+        <w:t>Todas se abren o se cierran igual,</w:t>
+      </w:r>
+      <w:r>
+        <w:br/>
+      </w:r>
+      <w:r>
+        <w:rPr>
+          <w:b w:val="0"/>
+          <w:i w:val="0"/>
+          <w:sz w:val="22"/>
+        </w:rPr>
+        <w:t>cada mañana,</w:t>
+      </w:r>
+      <w:r>
+        <w:br/>
+      </w:r>
+      <w:r>
+        <w:rPr>
+          <w:b w:val="0"/>
+          <w:i w:val="0"/>
+          <w:sz w:val="22"/>
+        </w:rPr>
+        <w:t>como si la apuesta pesara menos</w:t>
+      </w:r>
+      <w:r>
+        <w:br/>
+      </w:r>
+      <w:r>
+        <w:rPr>
+          <w:b w:val="0"/>
+          <w:i w:val="0"/>
+          <w:sz w:val="22"/>
+        </w:rPr>
+        <w:t>que el gesto de hacerla.</w:t>
+      </w:r>
+    </w:p>
+    <w:p>
+      <w:pPr>
+        <w:spacing w:after="160"/>
+      </w:pPr>
+      <w:r>
+        <w:rPr>
+          <w:b w:val="0"/>
+          <w:i w:val="0"/>
+          <w:sz w:val="22"/>
+        </w:rPr>
+        <w:t>Al final, todas dicen lo mismo</w:t>
+      </w:r>
+      <w:r>
+        <w:br/>
+      </w:r>
+      <w:r>
+        <w:rPr>
+          <w:b w:val="0"/>
+          <w:i w:val="0"/>
+          <w:sz w:val="22"/>
+        </w:rPr>
+        <w:t>sin decir nada:</w:t>
+      </w:r>
+      <w:r>
+        <w:br/>
+      </w:r>
+      <w:r>
+        <w:rPr>
+          <w:b w:val="0"/>
+          <w:i w:val="0"/>
+          <w:sz w:val="22"/>
+        </w:rPr>
+        <w:t>aquí sigo,</w:t>
+      </w:r>
+      <w:r>
+        <w:br/>
+      </w:r>
+      <w:r>
+        <w:rPr>
+          <w:b w:val="0"/>
+          <w:i w:val="0"/>
+          <w:sz w:val="22"/>
+        </w:rPr>
+        <w:t>por si acaso.</w:t>
       </w:r>
     </w:p>
     <w:p>
@@ -1239,20 +1364,6 @@
     </w:p>
     <w:p>
       <w:pPr>
-        <w:spacing w:after="160"/>
-        <w:jc w:val="both"/>
-      </w:pPr>
-      <w:r>
-        <w:rPr>
-          <w:b w:val="0"/>
-          <w:i/>
-          <w:sz w:val="22"/>
-        </w:rPr>
-        <w:t>Poema publicado originalmente en el ciclo "La frialdad de una ciudad apagada".</w:t>
-      </w:r>
-    </w:p>
-    <w:p>
-      <w:pPr>
         <w:jc w:val="center"/>
       </w:pPr>
       <w:r>

--- a/camara/EHI_el_diapason_invisible.docx
+++ b/camara/EHI_el_diapason_invisible.docx
@@ -349,7 +349,7 @@
           <w:i w:val="0"/>
           <w:sz w:val="22"/>
         </w:rPr>
-        <w:t>Aquí conviene ser honesto sobre lo que este libro puede y no puede decir. Ya quedó establecido, en otro capítulo, que la ética excede el vocabulario de este experimento: ningún «es» produce, por sí solo, un «debería». Lo que ahora hay que añadir es que cada una de estas tradiciones cierra esa brecha de un modo distinto, y que la manera de cerrarla no es independiente de a quién o a qué apunta el entrelazamiento vertical. El cristianismo la cierra con un vínculo —se actúa bien porque se ha sido amado primero, no para merecer el amor—. El islam la cierra con una palabra revelada, tomada como hecho, no como argumento por construir. El hinduismo no la cierra desde fuera: el dharma no es una orden, es la descripción de cómo está tejido el mundo, y actuar bien es actuar en consonancia con ese tejido. El budismo la cierra desde la observación empírica del sufrimiento y su causa. Y quien no cree en nada trascendente la deja abierta, aceptando que el código se construye —biología social, evolución de la empatía, negociación cultural— sin que eso lo vuelva menos vinculante para quien decide sostenerlo.</w:t>
+        <w:t>Aquí conviene ser honesto sobre lo que este libro puede y no puede decir. La ética excede el vocabulario de este experimento: ningún «es» produce, por sí solo, un «debería». Lo que ahora hay que añadir es que cada una de estas tradiciones cierra esa brecha de un modo distinto, y que la manera de cerrarla no es independiente de a quién o a qué apunta el entrelazamiento vertical. El cristianismo la cierra con un vínculo —se actúa bien porque se ha sido amado primero, no para merecer el amor—. El islam la cierra con una palabra revelada, tomada como hecho, no como argumento por construir. El hinduismo no la cierra desde fuera: el dharma no es una orden, es la descripción de cómo está tejido el mundo, y actuar bien es actuar en consonancia con ese tejido. El budismo la cierra desde la observación empírica del sufrimiento y su causa. Y quien no cree en nada trascendente la deja abierta, aceptando que el código se construye —biología social, evolución de la empatía, negociación cultural— sin que eso lo vuelva menos vinculante para quien decide sostenerlo.</w:t>
       </w:r>
     </w:p>
     <w:p>

--- a/camara/EHI_el_diapason_invisible.docx
+++ b/camara/EHI_el_diapason_invisible.docx
@@ -279,7 +279,7 @@
           <w:i w:val="0"/>
           <w:sz w:val="22"/>
         </w:rPr>
-        <w:t>Eso es, estructuralmente, lo que hace la oración sostenida. Lo que hace la meditación profunda. Lo que hace el ayuno, el rosario, el mantra, el dhikr, la liturgia cantada en comunidad. La técnica es reconocible en cualquier tradición que se mire de cerca: repetición hasta que el ruido cesa, quietud hasta que el sistema deja de generar predicciones nuevas, ritmo compartido que sincroniza a una comunidad entera en la misma frecuencia. Es el mismo mecanismo que reduce la tasa de integración del horizonte hasta el límite —descrito en otro lugar de este libro con más rigor del que la experiencia necesita para sentirse cierta— donde la fluctuación del sistema se acerca a cero y el campo de fondo, sea lo que sea ese campo, se acerca a todo.</w:t>
+        <w:t>Eso es, estructuralmente, lo que hace la oración sostenida. Lo que hace la meditación profunda. Lo que hace el ayuno, el rosario, el mantra, el dhikr, la liturgia cantada en comunidad. La técnica es reconocible en cualquier tradición que se mire de cerca: repetición hasta que el ruido cesa, quietud hasta que el sistema deja de generar predicciones nuevas, ritmo compartido que sincroniza a una comunidad entera en la misma frecuencia. Es el mismo mecanismo que reduce la tasa de integración del horizonte hasta un límite donde la fluctuación del sistema se acerca a cero y el campo de fondo, sea lo que sea ese campo, se acerca a todo.</w:t>
       </w:r>
     </w:p>
     <w:p>
@@ -1483,7 +1483,7 @@
           <w:i w:val="0"/>
           <w:sz w:val="22"/>
         </w:rPr>
-        <w:t>, de Shūsaku Endō, un misionero jesuita en el Japón del siglo XVII espera durante años una señal de un Dios que no habla mientras los campesinos que convirtió son torturados por su culpa. La novela —y la película de Scorsese que la adaptó fielmente— no es sobre la pérdida de la fe. Es sobre lo que hay que hacer cuando el entrelazamiento vertical se sostiene sin ninguna correlación observable, ni siquiera en el peor momento posible para que falte. La orden final que recibe el sacerdote —pisar la imagen sagrada para salvar vidas— es, leída con el vocabulario de este libro, la pregunta por la ética que el experimento no puede responder llevada a su forma más cruel: ningún «es» —ni el silencio de Dios, ni el sufrimiento de los campesinos— produce por sí solo el «debería» que el protagonista necesita desesperadamente que alguien le confirme.</w:t>
+        <w:t>, de Shūsaku Endō, un misionero jesuita en el Japón del siglo XVII espera durante años una señal de un Dios que no habla mientras los campesinos que convirtió son torturados por su culpa. La novela —y la película de Scorsese que la adaptó fielmente— no es sobre la pérdida de la fe. Es sobre lo que hay que hacer cuando el entrelazamiento vertical se sostiene sin ninguna correlación observable, ni siquiera en el peor momento posible para que falte. La orden final que recibe el sacerdote —pisar la imagen sagrada para salvar vidas— es la pregunta por la ética que el experimento no puede responder, llevada a su forma más cruel: ningún «es» —ni el silencio de Dios, ni el sufrimiento de los campesinos— produce por sí solo el «debería» que el protagonista necesita desesperadamente que alguien le confirme.</w:t>
       </w:r>
     </w:p>
     <w:p>
